--- a/Lab_stuff/Course_materials/BTC181-LabTechniques/Attachments/Appendix – List of recommended Primer-Probe Assays and DNA Controls.docx
+++ b/Lab_stuff/Course_materials/BTC181-LabTechniques/Attachments/Appendix – List of recommended Primer-Probe Assays and DNA Controls.docx
@@ -26,9 +26,16 @@
           <w:p>
             <w:pPr>
               <w:pStyle w:val="Normal"/>
-            </w:pPr>
-            <w:r>
-              <w:rPr/>
+              <w:rPr>
+                <w:b w:val="1"/>
+                <w:bCs w:val="1"/>
+              </w:rPr>
+            </w:pPr>
+            <w:r>
+              <w:rPr>
+                <w:b w:val="1"/>
+                <w:bCs w:val="1"/>
+              </w:rPr>
               <w:t>Item Name</w:t>
             </w:r>
           </w:p>
@@ -41,9 +48,16 @@
           <w:p>
             <w:pPr>
               <w:pStyle w:val="Normal"/>
-            </w:pPr>
-            <w:r>
-              <w:rPr/>
+              <w:rPr>
+                <w:b w:val="1"/>
+                <w:bCs w:val="1"/>
+              </w:rPr>
+            </w:pPr>
+            <w:r>
+              <w:rPr>
+                <w:b w:val="1"/>
+                <w:bCs w:val="1"/>
+              </w:rPr>
               <w:t>Description</w:t>
             </w:r>
           </w:p>
@@ -56,9 +70,16 @@
           <w:p>
             <w:pPr>
               <w:pStyle w:val="Normal"/>
-            </w:pPr>
-            <w:r>
-              <w:rPr/>
+              <w:rPr>
+                <w:b w:val="1"/>
+                <w:bCs w:val="1"/>
+              </w:rPr>
+            </w:pPr>
+            <w:r>
+              <w:rPr>
+                <w:b w:val="1"/>
+                <w:bCs w:val="1"/>
+              </w:rPr>
               <w:t>Source</w:t>
             </w:r>
           </w:p>
@@ -1167,45 +1188,65 @@
           </w:p>
         </w:tc>
       </w:tr>
+    </w:tbl>
+    <w:p/>
+    <w:p/>
+    <w:tbl>
+      <w:tblPr>
+        <w:tblStyle w:val="TableGrid"/>
+        <w:tblW w:w="9489" w:type="dxa"/>
+        <w:tblLook w:val="06A0" w:firstRow="1" w:lastRow="0" w:firstColumn="1" w:lastColumn="0" w:noHBand="1" w:noVBand="1"/>
+      </w:tblPr>
+      <w:tblGrid>
+        <w:gridCol w:w="2160"/>
+        <w:gridCol w:w="5310"/>
+        <w:gridCol w:w="2019"/>
+      </w:tblGrid>
       <w:tr>
         <w:trPr>
           <w:trHeight w:val="300"/>
         </w:trPr>
         <w:tc>
           <w:tcPr>
-            <w:tcW w:w="1530" w:type="dxa"/>
-            <w:tcMar/>
-          </w:tcPr>
-          <w:p>
-            <w:pPr>
-              <w:pStyle w:val="Normal"/>
-            </w:pPr>
-            <w:r>
-              <w:rPr/>
-              <w:t>Fungal standards</w:t>
-            </w:r>
-          </w:p>
-        </w:tc>
-        <w:tc>
-          <w:tcPr>
-            <w:tcW w:w="5940" w:type="dxa"/>
-            <w:tcMar/>
-          </w:tcPr>
-          <w:p>
-            <w:pPr>
-              <w:pStyle w:val="Normal"/>
-            </w:pPr>
-            <w:r>
-              <w:rPr/>
-              <w:t xml:space="preserve">Fungal DNA Standards </w:t>
-            </w:r>
-            <w:r>
-              <w:rPr/>
-              <w:t xml:space="preserve">(Saccharomyces cerevisiae) </w:t>
-            </w:r>
-            <w:r>
-              <w:rPr/>
-              <w:t>and No Template Control for qPCR fungal load assay.</w:t>
+            <w:tcW w:w="2160" w:type="dxa"/>
+            <w:tcMar/>
+          </w:tcPr>
+          <w:p>
+            <w:pPr>
+              <w:pStyle w:val="Normal"/>
+              <w:rPr>
+                <w:b w:val="1"/>
+                <w:bCs w:val="1"/>
+              </w:rPr>
+            </w:pPr>
+            <w:r>
+              <w:rPr>
+                <w:b w:val="1"/>
+                <w:bCs w:val="1"/>
+              </w:rPr>
+              <w:t>Item Name</w:t>
+            </w:r>
+          </w:p>
+        </w:tc>
+        <w:tc>
+          <w:tcPr>
+            <w:tcW w:w="5310" w:type="dxa"/>
+            <w:tcMar/>
+          </w:tcPr>
+          <w:p>
+            <w:pPr>
+              <w:pStyle w:val="Normal"/>
+              <w:rPr>
+                <w:b w:val="1"/>
+                <w:bCs w:val="1"/>
+              </w:rPr>
+            </w:pPr>
+            <w:r>
+              <w:rPr>
+                <w:b w:val="1"/>
+                <w:bCs w:val="1"/>
+              </w:rPr>
+              <w:t>Description</w:t>
             </w:r>
           </w:p>
         </w:tc>
@@ -1217,15 +1258,18 @@
           <w:p>
             <w:pPr>
               <w:pStyle w:val="Normal"/>
-            </w:pPr>
-            <w:hyperlink r:id="R3aa5d05d366048a9">
-              <w:r>
-                <w:rPr>
-                  <w:rStyle w:val="Hyperlink"/>
-                </w:rPr>
-                <w:t>Zymo Research 50-203-7190</w:t>
-              </w:r>
-            </w:hyperlink>
+              <w:rPr>
+                <w:b w:val="1"/>
+                <w:bCs w:val="1"/>
+              </w:rPr>
+            </w:pPr>
+            <w:r>
+              <w:rPr>
+                <w:b w:val="1"/>
+                <w:bCs w:val="1"/>
+              </w:rPr>
+              <w:t>Source</w:t>
+            </w:r>
           </w:p>
         </w:tc>
       </w:tr>
@@ -1235,39 +1279,71 @@
         </w:trPr>
         <w:tc>
           <w:tcPr>
-            <w:tcW w:w="1530" w:type="dxa"/>
-            <w:tcMar/>
-          </w:tcPr>
-          <w:p>
-            <w:pPr>
-              <w:pStyle w:val="Normal"/>
-            </w:pPr>
-            <w:r>
-              <w:rPr/>
-              <w:t>Bacterial standards</w:t>
-            </w:r>
-          </w:p>
-        </w:tc>
-        <w:tc>
-          <w:tcPr>
-            <w:tcW w:w="5940" w:type="dxa"/>
-            <w:tcMar/>
-          </w:tcPr>
-          <w:p>
-            <w:pPr>
-              <w:pStyle w:val="Normal"/>
-            </w:pPr>
-            <w:r>
-              <w:rPr/>
-              <w:t>Bacterial DNA Standards and No Template Control for qPCR bacter</w:t>
-            </w:r>
-            <w:r>
-              <w:rPr/>
-              <w:t>i</w:t>
-            </w:r>
-            <w:r>
-              <w:rPr/>
-              <w:t xml:space="preserve">al load assay.  </w:t>
+            <w:tcW w:w="2160" w:type="dxa"/>
+            <w:tcMar/>
+          </w:tcPr>
+          <w:p>
+            <w:pPr>
+              <w:pStyle w:val="Normal"/>
+            </w:pPr>
+            <w:r>
+              <w:rPr/>
+              <w:t>D</w:t>
+            </w:r>
+            <w:r>
+              <w:rPr/>
+              <w:t>c</w:t>
+            </w:r>
+            <w:r>
+              <w:rPr/>
+              <w:t>_09_</w:t>
+            </w:r>
+            <w:r>
+              <w:rPr/>
+              <w:t>F</w:t>
+            </w:r>
+          </w:p>
+        </w:tc>
+        <w:tc>
+          <w:tcPr>
+            <w:tcW w:w="5310" w:type="dxa"/>
+            <w:tcMar/>
+          </w:tcPr>
+          <w:p>
+            <w:pPr>
+              <w:pStyle w:val="Normal"/>
+              <w:rPr>
+                <w:rFonts w:ascii="Aptos" w:hAnsi="Aptos" w:eastAsia="Aptos" w:cs="Aptos"/>
+                <w:noProof w:val="0"/>
+                <w:sz w:val="24"/>
+                <w:szCs w:val="24"/>
+                <w:lang w:val="en-US"/>
+              </w:rPr>
+            </w:pPr>
+            <w:r>
+              <w:rPr/>
+              <w:t xml:space="preserve">Forward primer of primer-probe set for detection of Black Spot of Rose Disease </w:t>
+            </w:r>
+            <w:r>
+              <w:rPr>
+                <w:rFonts w:ascii="Aptos" w:hAnsi="Aptos" w:eastAsia="Aptos" w:cs="Aptos"/>
+                <w:b w:val="0"/>
+                <w:bCs w:val="0"/>
+                <w:i w:val="0"/>
+                <w:iCs w:val="0"/>
+                <w:caps w:val="0"/>
+                <w:smallCaps w:val="0"/>
+                <w:noProof w:val="0"/>
+                <w:color w:val="000000" w:themeColor="text1" w:themeTint="FF" w:themeShade="FF"/>
+                <w:sz w:val="24"/>
+                <w:szCs w:val="24"/>
+                <w:lang w:val="en-US"/>
+              </w:rPr>
+              <w:t>(5’ to 3’):</w:t>
+            </w:r>
+            <w:r>
+              <w:rPr/>
+              <w:t>GCGTATACCACCCGTGCCTA</w:t>
             </w:r>
           </w:p>
         </w:tc>
@@ -1280,20 +1356,1221 @@
             <w:pPr>
               <w:pStyle w:val="Normal"/>
             </w:pPr>
-            <w:hyperlink r:id="R405dbd2851b34016">
+            <w:hyperlink r:id="R4c66396c329a4d8d">
               <w:r>
                 <w:rPr>
                   <w:rStyle w:val="Hyperlink"/>
                 </w:rPr>
-                <w:t>Zymo</w:t>
+                <w:t>Khodadadi et al. 2022</w:t>
+              </w:r>
+            </w:hyperlink>
+          </w:p>
+        </w:tc>
+      </w:tr>
+      <w:tr>
+        <w:trPr>
+          <w:trHeight w:val="300"/>
+        </w:trPr>
+        <w:tc>
+          <w:tcPr>
+            <w:tcW w:w="2160" w:type="dxa"/>
+            <w:tcMar/>
+          </w:tcPr>
+          <w:p>
+            <w:pPr>
+              <w:pStyle w:val="Normal"/>
+            </w:pPr>
+            <w:r>
+              <w:rPr/>
+              <w:t>Dc_09_</w:t>
+            </w:r>
+            <w:r>
+              <w:rPr/>
+              <w:t>R</w:t>
+            </w:r>
+          </w:p>
+        </w:tc>
+        <w:tc>
+          <w:tcPr>
+            <w:tcW w:w="5310" w:type="dxa"/>
+            <w:tcMar/>
+          </w:tcPr>
+          <w:p>
+            <w:pPr>
+              <w:pStyle w:val="Normal"/>
+              <w:rPr>
+                <w:rFonts w:ascii="Aptos" w:hAnsi="Aptos" w:eastAsia="Aptos" w:cs="Aptos"/>
+                <w:noProof w:val="0"/>
+                <w:sz w:val="24"/>
+                <w:szCs w:val="24"/>
+                <w:lang w:val="en-US"/>
+              </w:rPr>
+            </w:pPr>
+            <w:r>
+              <w:rPr/>
+              <w:t xml:space="preserve">Reverse primer of primer-probe set for detection of Black Spot of Rose Disease </w:t>
+            </w:r>
+            <w:r>
+              <w:rPr>
+                <w:rFonts w:ascii="Aptos" w:hAnsi="Aptos" w:eastAsia="Aptos" w:cs="Aptos"/>
+                <w:b w:val="0"/>
+                <w:bCs w:val="0"/>
+                <w:i w:val="0"/>
+                <w:iCs w:val="0"/>
+                <w:caps w:val="0"/>
+                <w:smallCaps w:val="0"/>
+                <w:noProof w:val="0"/>
+                <w:color w:val="000000" w:themeColor="text1" w:themeTint="FF" w:themeShade="FF"/>
+                <w:sz w:val="24"/>
+                <w:szCs w:val="24"/>
+                <w:lang w:val="en-US"/>
+              </w:rPr>
+              <w:t>(5’ to 3’):</w:t>
+            </w:r>
+          </w:p>
+          <w:p>
+            <w:pPr>
+              <w:pStyle w:val="Normal"/>
+            </w:pPr>
+            <w:r>
+              <w:rPr/>
+              <w:t>CTCAGACATCACGTTATTCACACAA</w:t>
+            </w:r>
+          </w:p>
+        </w:tc>
+        <w:tc>
+          <w:tcPr>
+            <w:tcW w:w="2019" w:type="dxa"/>
+            <w:tcMar/>
+          </w:tcPr>
+          <w:p>
+            <w:pPr>
+              <w:pStyle w:val="Normal"/>
+            </w:pPr>
+            <w:hyperlink r:id="R792a7f524bd64da1">
+              <w:r>
+                <w:rPr>
+                  <w:rStyle w:val="Hyperlink"/>
+                </w:rPr>
+                <w:t>Khodadadi et al. 2022</w:t>
+              </w:r>
+            </w:hyperlink>
+          </w:p>
+          <w:p>
+            <w:pPr>
+              <w:pStyle w:val="Normal"/>
+            </w:pPr>
+          </w:p>
+        </w:tc>
+      </w:tr>
+      <w:tr>
+        <w:trPr>
+          <w:trHeight w:val="300"/>
+        </w:trPr>
+        <w:tc>
+          <w:tcPr>
+            <w:tcW w:w="2160" w:type="dxa"/>
+            <w:tcMar/>
+          </w:tcPr>
+          <w:p>
+            <w:pPr>
+              <w:pStyle w:val="Normal"/>
+            </w:pPr>
+            <w:r>
+              <w:rPr/>
+              <w:t>Dc_09_P</w:t>
+            </w:r>
+          </w:p>
+          <w:p>
+            <w:pPr>
+              <w:pStyle w:val="Normal"/>
+            </w:pPr>
+          </w:p>
+        </w:tc>
+        <w:tc>
+          <w:tcPr>
+            <w:tcW w:w="5310" w:type="dxa"/>
+            <w:tcMar/>
+          </w:tcPr>
+          <w:p>
+            <w:pPr>
+              <w:pStyle w:val="Normal"/>
+            </w:pPr>
+            <w:r>
+              <w:rPr/>
+              <w:t>Probe of primer-probe set for detection of Black Spot of Rose Disease (5’ to 3’):</w:t>
+            </w:r>
+          </w:p>
+          <w:p>
+            <w:pPr>
+              <w:pStyle w:val="Normal"/>
+            </w:pPr>
+            <w:r>
+              <w:rPr/>
+              <w:t>6</w:t>
+            </w:r>
+            <w:r>
+              <w:rPr/>
+              <w:t>FAM-CCTACCTCTGTTGCTTTGGCGA-</w:t>
+            </w:r>
+            <w:r>
+              <w:rPr/>
+              <w:t>QSY</w:t>
+            </w:r>
+          </w:p>
+        </w:tc>
+        <w:tc>
+          <w:tcPr>
+            <w:tcW w:w="2019" w:type="dxa"/>
+            <w:tcMar/>
+          </w:tcPr>
+          <w:p>
+            <w:pPr>
+              <w:pStyle w:val="Normal"/>
+            </w:pPr>
+            <w:hyperlink r:id="Rc045c22fa1c946a1">
+              <w:r>
+                <w:rPr>
+                  <w:rStyle w:val="Hyperlink"/>
+                </w:rPr>
+                <w:t>Khodadadi et al. 2022</w:t>
+              </w:r>
+            </w:hyperlink>
+          </w:p>
+          <w:p>
+            <w:pPr>
+              <w:pStyle w:val="Normal"/>
+            </w:pPr>
+          </w:p>
+        </w:tc>
+      </w:tr>
+      <w:tr>
+        <w:trPr>
+          <w:trHeight w:val="300"/>
+        </w:trPr>
+        <w:tc>
+          <w:tcPr>
+            <w:tcW w:w="2160" w:type="dxa"/>
+            <w:tcMar/>
+          </w:tcPr>
+          <w:p>
+            <w:pPr>
+              <w:pStyle w:val="Normal"/>
+            </w:pPr>
+            <w:r>
+              <w:rPr/>
+              <w:t>Bc3 F</w:t>
+            </w:r>
+          </w:p>
+        </w:tc>
+        <w:tc>
+          <w:tcPr>
+            <w:tcW w:w="5310" w:type="dxa"/>
+            <w:tcMar/>
+          </w:tcPr>
+          <w:p>
+            <w:pPr>
+              <w:pStyle w:val="Normal"/>
+            </w:pPr>
+            <w:r>
+              <w:rPr/>
+              <w:t xml:space="preserve">Forward primer of primer-probe set for detection of </w:t>
+            </w:r>
+            <w:r>
+              <w:rPr/>
+              <w:t>Grey Mold</w:t>
+            </w:r>
+            <w:r>
+              <w:rPr/>
+              <w:t xml:space="preserve"> </w:t>
+            </w:r>
+            <w:r>
+              <w:rPr/>
+              <w:t xml:space="preserve">Disease </w:t>
+            </w:r>
+            <w:r>
+              <w:rPr>
+                <w:rFonts w:ascii="Aptos" w:hAnsi="Aptos" w:eastAsia="Aptos" w:cs="Aptos"/>
+                <w:b w:val="0"/>
+                <w:bCs w:val="0"/>
+                <w:i w:val="0"/>
+                <w:iCs w:val="0"/>
+                <w:caps w:val="0"/>
+                <w:smallCaps w:val="0"/>
+                <w:noProof w:val="0"/>
+                <w:color w:val="000000" w:themeColor="text1" w:themeTint="FF" w:themeShade="FF"/>
+                <w:sz w:val="24"/>
+                <w:szCs w:val="24"/>
+                <w:lang w:val="en-US"/>
+              </w:rPr>
+              <w:t>(5’ to 3’):</w:t>
+            </w:r>
+          </w:p>
+          <w:p>
+            <w:pPr>
+              <w:pStyle w:val="Normal"/>
+              <w:rPr>
+                <w:rFonts w:ascii="Aptos" w:hAnsi="Aptos" w:eastAsia="Aptos" w:cs="Aptos"/>
+                <w:b w:val="0"/>
+                <w:bCs w:val="0"/>
+                <w:i w:val="0"/>
+                <w:iCs w:val="0"/>
+                <w:caps w:val="0"/>
+                <w:smallCaps w:val="0"/>
+                <w:noProof w:val="0"/>
+                <w:color w:val="000000" w:themeColor="text1" w:themeTint="FF" w:themeShade="FF"/>
+                <w:sz w:val="24"/>
+                <w:szCs w:val="24"/>
+                <w:lang w:val="en-US"/>
+              </w:rPr>
+            </w:pPr>
+            <w:r>
+              <w:rPr>
+                <w:rFonts w:ascii="Aptos" w:hAnsi="Aptos" w:eastAsia="Aptos" w:cs="Aptos"/>
+                <w:b w:val="0"/>
+                <w:bCs w:val="0"/>
+                <w:i w:val="0"/>
+                <w:iCs w:val="0"/>
+                <w:caps w:val="0"/>
+                <w:smallCaps w:val="0"/>
+                <w:noProof w:val="0"/>
+                <w:color w:val="000000" w:themeColor="text1" w:themeTint="FF" w:themeShade="FF"/>
+                <w:sz w:val="24"/>
+                <w:szCs w:val="24"/>
+                <w:lang w:val="en-US"/>
+              </w:rPr>
+              <w:t>GCTGTAATTTCAATGTGCAGAATCC</w:t>
+            </w:r>
+          </w:p>
+        </w:tc>
+        <w:tc>
+          <w:tcPr>
+            <w:tcW w:w="2019" w:type="dxa"/>
+            <w:tcMar/>
+          </w:tcPr>
+          <w:p>
+            <w:pPr>
+              <w:pStyle w:val="Normal"/>
+            </w:pPr>
+            <w:hyperlink r:id="Rdbd844d928484b15">
+              <w:r>
+                <w:rPr>
+                  <w:rStyle w:val="Hyperlink"/>
+                </w:rPr>
+                <w:t>Suarez et al. 2005</w:t>
+              </w:r>
+            </w:hyperlink>
+          </w:p>
+        </w:tc>
+      </w:tr>
+      <w:tr>
+        <w:trPr>
+          <w:trHeight w:val="300"/>
+        </w:trPr>
+        <w:tc>
+          <w:tcPr>
+            <w:tcW w:w="2160" w:type="dxa"/>
+            <w:tcMar/>
+          </w:tcPr>
+          <w:p>
+            <w:pPr>
+              <w:pStyle w:val="Normal"/>
+            </w:pPr>
+            <w:r>
+              <w:rPr/>
+              <w:t>Bc3 R</w:t>
+            </w:r>
+          </w:p>
+        </w:tc>
+        <w:tc>
+          <w:tcPr>
+            <w:tcW w:w="5310" w:type="dxa"/>
+            <w:tcMar/>
+          </w:tcPr>
+          <w:p>
+            <w:pPr>
+              <w:pStyle w:val="Normal"/>
+              <w:rPr>
+                <w:rFonts w:ascii="Aptos" w:hAnsi="Aptos" w:eastAsia="Aptos" w:cs="Aptos"/>
+                <w:noProof w:val="0"/>
+                <w:sz w:val="24"/>
+                <w:szCs w:val="24"/>
+                <w:lang w:val="en-US"/>
+              </w:rPr>
+            </w:pPr>
+            <w:r>
+              <w:rPr/>
+              <w:t xml:space="preserve">Reverse primer of primer-probe set for detection of </w:t>
+            </w:r>
+            <w:r>
+              <w:rPr/>
+              <w:t>Grey Mold Disease</w:t>
+            </w:r>
+            <w:r>
+              <w:rPr>
+                <w:rFonts w:ascii="Aptos" w:hAnsi="Aptos" w:eastAsia="Aptos" w:cs="Aptos"/>
+                <w:b w:val="0"/>
+                <w:bCs w:val="0"/>
+                <w:i w:val="0"/>
+                <w:iCs w:val="0"/>
+                <w:caps w:val="0"/>
+                <w:smallCaps w:val="0"/>
+                <w:noProof w:val="0"/>
+                <w:color w:val="000000" w:themeColor="text1" w:themeTint="FF" w:themeShade="FF"/>
+                <w:sz w:val="24"/>
+                <w:szCs w:val="24"/>
+                <w:lang w:val="en-US"/>
+              </w:rPr>
+              <w:t xml:space="preserve"> </w:t>
+            </w:r>
+            <w:r>
+              <w:rPr>
+                <w:rFonts w:ascii="Aptos" w:hAnsi="Aptos" w:eastAsia="Aptos" w:cs="Aptos"/>
+                <w:b w:val="0"/>
+                <w:bCs w:val="0"/>
+                <w:i w:val="0"/>
+                <w:iCs w:val="0"/>
+                <w:caps w:val="0"/>
+                <w:smallCaps w:val="0"/>
+                <w:noProof w:val="0"/>
+                <w:color w:val="000000" w:themeColor="text1" w:themeTint="FF" w:themeShade="FF"/>
+                <w:sz w:val="24"/>
+                <w:szCs w:val="24"/>
+                <w:lang w:val="en-US"/>
+              </w:rPr>
+              <w:t>(5’ to 3’):</w:t>
+            </w:r>
+          </w:p>
+          <w:p>
+            <w:pPr>
+              <w:pStyle w:val="Normal"/>
+            </w:pPr>
+            <w:r>
+              <w:rPr/>
+              <w:t>GGAGCAACAATTAATCGCATTTC</w:t>
+            </w:r>
+          </w:p>
+        </w:tc>
+        <w:tc>
+          <w:tcPr>
+            <w:tcW w:w="2019" w:type="dxa"/>
+            <w:tcMar/>
+          </w:tcPr>
+          <w:p>
+            <w:pPr>
+              <w:pStyle w:val="Normal"/>
+            </w:pPr>
+            <w:hyperlink r:id="Ra18241ee707943e9">
+              <w:r>
+                <w:rPr>
+                  <w:rStyle w:val="Hyperlink"/>
+                </w:rPr>
+                <w:t>Suarez et al. 2005</w:t>
+              </w:r>
+            </w:hyperlink>
+          </w:p>
+        </w:tc>
+      </w:tr>
+      <w:tr>
+        <w:trPr>
+          <w:trHeight w:val="300"/>
+        </w:trPr>
+        <w:tc>
+          <w:tcPr>
+            <w:tcW w:w="2160" w:type="dxa"/>
+            <w:tcMar/>
+          </w:tcPr>
+          <w:p>
+            <w:pPr>
+              <w:pStyle w:val="Normal"/>
+            </w:pPr>
+            <w:r>
+              <w:rPr/>
+              <w:t>Bc3 Probe</w:t>
+            </w:r>
+          </w:p>
+        </w:tc>
+        <w:tc>
+          <w:tcPr>
+            <w:tcW w:w="5310" w:type="dxa"/>
+            <w:tcMar/>
+          </w:tcPr>
+          <w:p>
+            <w:pPr>
+              <w:pStyle w:val="Normal"/>
+            </w:pPr>
+            <w:r>
+              <w:rPr/>
+              <w:t xml:space="preserve">Probe of primer-probe set for detection of </w:t>
+            </w:r>
+            <w:r>
+              <w:rPr/>
+              <w:t>Grey Mold Disease</w:t>
+            </w:r>
+            <w:r>
+              <w:rPr/>
+              <w:t xml:space="preserve"> (5’ to 3’):</w:t>
+            </w:r>
+          </w:p>
+          <w:p>
+            <w:pPr>
+              <w:pStyle w:val="Normal"/>
+            </w:pPr>
+            <w:r>
+              <w:rPr/>
+              <w:t>6FAM-TCACCTTGCAATGAGTGG-</w:t>
+            </w:r>
+            <w:r>
+              <w:rPr/>
+              <w:t>QSY</w:t>
+            </w:r>
+          </w:p>
+        </w:tc>
+        <w:tc>
+          <w:tcPr>
+            <w:tcW w:w="2019" w:type="dxa"/>
+            <w:tcMar/>
+          </w:tcPr>
+          <w:p>
+            <w:pPr>
+              <w:pStyle w:val="Normal"/>
+            </w:pPr>
+            <w:hyperlink r:id="R0b54b5210bbd4779">
+              <w:r>
+                <w:rPr>
+                  <w:rStyle w:val="Hyperlink"/>
+                </w:rPr>
+                <w:t>Suarez et al. 2005</w:t>
+              </w:r>
+            </w:hyperlink>
+          </w:p>
+        </w:tc>
+      </w:tr>
+      <w:tr>
+        <w:trPr>
+          <w:trHeight w:val="300"/>
+        </w:trPr>
+        <w:tc>
+          <w:tcPr>
+            <w:tcW w:w="2160" w:type="dxa"/>
+            <w:tcMar/>
+          </w:tcPr>
+          <w:p>
+            <w:pPr>
+              <w:pStyle w:val="Normal"/>
+            </w:pPr>
+            <w:r>
+              <w:rPr/>
+              <w:t>Human genomic DNA</w:t>
+            </w:r>
+          </w:p>
+        </w:tc>
+        <w:tc>
+          <w:tcPr>
+            <w:tcW w:w="5310" w:type="dxa"/>
+            <w:tcMar/>
+          </w:tcPr>
+          <w:p>
+            <w:pPr>
+              <w:pStyle w:val="Normal"/>
+            </w:pPr>
+            <w:r>
+              <w:rPr/>
+              <w:t>TaqMan Control Genomic DNA (human male). Also suitable for PCR coupled with Sanger sequencing</w:t>
+            </w:r>
+          </w:p>
+        </w:tc>
+        <w:tc>
+          <w:tcPr>
+            <w:tcW w:w="2019" w:type="dxa"/>
+            <w:tcMar/>
+          </w:tcPr>
+          <w:p>
+            <w:pPr>
+              <w:pStyle w:val="Normal"/>
+            </w:pPr>
+            <w:hyperlink r:id="R9ff20f91dadd4e8b">
+              <w:r>
+                <w:rPr>
+                  <w:rStyle w:val="Hyperlink"/>
+                </w:rPr>
+                <w:t>Thermofisher</w:t>
               </w:r>
               <w:r>
                 <w:rPr>
                   <w:rStyle w:val="Hyperlink"/>
                 </w:rPr>
-                <w:t xml:space="preserve"> Research 50-125-1630</w:t>
+                <w:t xml:space="preserve"> 4312660</w:t>
               </w:r>
             </w:hyperlink>
+          </w:p>
+        </w:tc>
+      </w:tr>
+      <w:tr>
+        <w:trPr>
+          <w:trHeight w:val="300"/>
+        </w:trPr>
+        <w:tc>
+          <w:tcPr>
+            <w:tcW w:w="2160" w:type="dxa"/>
+            <w:tcMar/>
+          </w:tcPr>
+          <w:p>
+            <w:pPr>
+              <w:pStyle w:val="Normal"/>
+            </w:pPr>
+            <w:r>
+              <w:rPr/>
+              <w:t>PV 92-F</w:t>
+            </w:r>
+          </w:p>
+        </w:tc>
+        <w:tc>
+          <w:tcPr>
+            <w:tcW w:w="5310" w:type="dxa"/>
+            <w:tcMar/>
+          </w:tcPr>
+          <w:p>
+            <w:pPr>
+              <w:pStyle w:val="Normal"/>
+            </w:pPr>
+            <w:r>
+              <w:rPr/>
+              <w:t>Forward primer for human polymorphism-transposon on chr 16 (5’ to 3’):</w:t>
+            </w:r>
+          </w:p>
+          <w:p>
+            <w:pPr>
+              <w:pStyle w:val="Normal"/>
+            </w:pPr>
+            <w:r>
+              <w:rPr/>
+              <w:t>GGATCTCAGGGTGGGTGGCAATGCT</w:t>
+            </w:r>
+          </w:p>
+        </w:tc>
+        <w:tc>
+          <w:tcPr>
+            <w:tcW w:w="2019" w:type="dxa"/>
+            <w:tcMar/>
+          </w:tcPr>
+          <w:p>
+            <w:pPr>
+              <w:pStyle w:val="Normal"/>
+            </w:pPr>
+            <w:hyperlink r:id="Rc5d2edcd90944851">
+              <w:r>
+                <w:rPr>
+                  <w:rStyle w:val="Hyperlink"/>
+                </w:rPr>
+                <w:t>Brooks and Thackston 2022</w:t>
+              </w:r>
+            </w:hyperlink>
+          </w:p>
+        </w:tc>
+      </w:tr>
+      <w:tr>
+        <w:trPr>
+          <w:trHeight w:val="300"/>
+        </w:trPr>
+        <w:tc>
+          <w:tcPr>
+            <w:tcW w:w="2160" w:type="dxa"/>
+            <w:tcMar/>
+          </w:tcPr>
+          <w:p>
+            <w:pPr>
+              <w:pStyle w:val="Normal"/>
+            </w:pPr>
+            <w:r>
+              <w:rPr/>
+              <w:t>PV 92-R</w:t>
+            </w:r>
+          </w:p>
+        </w:tc>
+        <w:tc>
+          <w:tcPr>
+            <w:tcW w:w="5310" w:type="dxa"/>
+            <w:tcMar/>
+          </w:tcPr>
+          <w:p>
+            <w:pPr>
+              <w:pStyle w:val="Normal"/>
+            </w:pPr>
+            <w:r>
+              <w:rPr/>
+              <w:t>Reverse primer for human polymorphism-transposon on chr 16 (5’ to 3’):</w:t>
+            </w:r>
+          </w:p>
+          <w:p>
+            <w:pPr>
+              <w:pStyle w:val="Normal"/>
+            </w:pPr>
+            <w:r>
+              <w:rPr/>
+              <w:t>GAAAGGCAAGCTACCAGAAGCCCCAA</w:t>
+            </w:r>
+          </w:p>
+        </w:tc>
+        <w:tc>
+          <w:tcPr>
+            <w:tcW w:w="2019" w:type="dxa"/>
+            <w:tcMar/>
+          </w:tcPr>
+          <w:p>
+            <w:pPr>
+              <w:pStyle w:val="Normal"/>
+            </w:pPr>
+            <w:hyperlink r:id="R6fd2be9640e74419">
+              <w:r>
+                <w:rPr>
+                  <w:rStyle w:val="Hyperlink"/>
+                </w:rPr>
+                <w:t>Brooks and Thackston 2022</w:t>
+              </w:r>
+            </w:hyperlink>
+          </w:p>
+        </w:tc>
+      </w:tr>
+      <w:tr>
+        <w:trPr>
+          <w:trHeight w:val="300"/>
+        </w:trPr>
+        <w:tc>
+          <w:tcPr>
+            <w:tcW w:w="2160" w:type="dxa"/>
+            <w:tcMar/>
+          </w:tcPr>
+          <w:p>
+            <w:pPr>
+              <w:pStyle w:val="Normal"/>
+            </w:pPr>
+            <w:r>
+              <w:rPr/>
+              <w:t>Hs00422024_CE F</w:t>
+            </w:r>
+          </w:p>
+        </w:tc>
+        <w:tc>
+          <w:tcPr>
+            <w:tcW w:w="5310" w:type="dxa"/>
+            <w:tcMar/>
+          </w:tcPr>
+          <w:p>
+            <w:pPr>
+              <w:pStyle w:val="Normal"/>
+            </w:pPr>
+            <w:r>
+              <w:rPr/>
+              <w:t xml:space="preserve">Forward primer for human </w:t>
+            </w:r>
+            <w:r>
+              <w:rPr>
+                <w:i w:val="1"/>
+                <w:iCs w:val="1"/>
+              </w:rPr>
+              <w:t>GAPDH</w:t>
+            </w:r>
+            <w:r>
+              <w:rPr/>
+              <w:t xml:space="preserve"> gene (5’ to 3’):</w:t>
+            </w:r>
+          </w:p>
+          <w:p>
+            <w:pPr>
+              <w:pStyle w:val="Normal"/>
+            </w:pPr>
+            <w:r>
+              <w:rPr/>
+              <w:t>TGAGTGGAAGACAGAATGGAAGAAATG</w:t>
+            </w:r>
+          </w:p>
+        </w:tc>
+        <w:tc>
+          <w:tcPr>
+            <w:tcW w:w="2019" w:type="dxa"/>
+            <w:tcMar/>
+          </w:tcPr>
+          <w:p>
+            <w:pPr>
+              <w:pStyle w:val="Normal"/>
+            </w:pPr>
+            <w:hyperlink r:id="R8e4c4fbce04f4f0b">
+              <w:r>
+                <w:rPr>
+                  <w:rStyle w:val="Hyperlink"/>
+                </w:rPr>
+                <w:t>ThermoFisher</w:t>
+              </w:r>
+              <w:r>
+                <w:rPr>
+                  <w:rStyle w:val="Hyperlink"/>
+                </w:rPr>
+                <w:t xml:space="preserve"> Primer Designer</w:t>
+              </w:r>
+            </w:hyperlink>
+          </w:p>
+        </w:tc>
+      </w:tr>
+      <w:tr>
+        <w:trPr>
+          <w:trHeight w:val="300"/>
+        </w:trPr>
+        <w:tc>
+          <w:tcPr>
+            <w:tcW w:w="2160" w:type="dxa"/>
+            <w:tcMar/>
+          </w:tcPr>
+          <w:p>
+            <w:pPr>
+              <w:pStyle w:val="Normal"/>
+            </w:pPr>
+            <w:r>
+              <w:rPr/>
+              <w:t>Hs00422024_CE R</w:t>
+            </w:r>
+          </w:p>
+        </w:tc>
+        <w:tc>
+          <w:tcPr>
+            <w:tcW w:w="5310" w:type="dxa"/>
+            <w:tcMar/>
+          </w:tcPr>
+          <w:p>
+            <w:pPr>
+              <w:pStyle w:val="Normal"/>
+            </w:pPr>
+            <w:r>
+              <w:rPr/>
+              <w:t xml:space="preserve">Reverse primer for human </w:t>
+            </w:r>
+            <w:r>
+              <w:rPr>
+                <w:i w:val="1"/>
+                <w:iCs w:val="1"/>
+              </w:rPr>
+              <w:t>GAPDH</w:t>
+            </w:r>
+            <w:r>
+              <w:rPr/>
+              <w:t xml:space="preserve"> gene (5’ to 3’):</w:t>
+            </w:r>
+          </w:p>
+          <w:p>
+            <w:pPr>
+              <w:pStyle w:val="Normal"/>
+            </w:pPr>
+            <w:r>
+              <w:rPr/>
+              <w:t>CCATGAGTCCTTCCACGATACCA</w:t>
+            </w:r>
+          </w:p>
+        </w:tc>
+        <w:tc>
+          <w:tcPr>
+            <w:tcW w:w="2019" w:type="dxa"/>
+            <w:tcMar/>
+          </w:tcPr>
+          <w:p>
+            <w:pPr>
+              <w:pStyle w:val="Normal"/>
+            </w:pPr>
+            <w:hyperlink r:id="Rb749762a70d14024">
+              <w:r>
+                <w:rPr>
+                  <w:rStyle w:val="Hyperlink"/>
+                </w:rPr>
+                <w:t>ThermoFisher Primer Designer</w:t>
+              </w:r>
+            </w:hyperlink>
+          </w:p>
+        </w:tc>
+      </w:tr>
+      <w:tr>
+        <w:trPr>
+          <w:trHeight w:val="300"/>
+        </w:trPr>
+        <w:tc>
+          <w:tcPr>
+            <w:tcW w:w="2160" w:type="dxa"/>
+            <w:tcMar/>
+          </w:tcPr>
+          <w:p>
+            <w:pPr>
+              <w:pStyle w:val="Normal"/>
+            </w:pPr>
+            <w:r>
+              <w:rPr/>
+              <w:t>Hs00439135_CE</w:t>
+            </w:r>
+            <w:r>
+              <w:rPr/>
+              <w:t xml:space="preserve"> F</w:t>
+            </w:r>
+          </w:p>
+        </w:tc>
+        <w:tc>
+          <w:tcPr>
+            <w:tcW w:w="5310" w:type="dxa"/>
+            <w:tcMar/>
+          </w:tcPr>
+          <w:p>
+            <w:pPr>
+              <w:pStyle w:val="Normal"/>
+            </w:pPr>
+            <w:r>
+              <w:rPr/>
+              <w:t xml:space="preserve">Forward primer for human </w:t>
+            </w:r>
+            <w:r>
+              <w:rPr>
+                <w:i w:val="1"/>
+                <w:iCs w:val="1"/>
+              </w:rPr>
+              <w:t>B2M</w:t>
+            </w:r>
+            <w:r>
+              <w:rPr/>
+              <w:t xml:space="preserve"> gene (5’ to 3’):</w:t>
+            </w:r>
+          </w:p>
+          <w:p>
+            <w:pPr>
+              <w:pStyle w:val="Normal"/>
+            </w:pPr>
+            <w:r>
+              <w:rPr/>
+              <w:t>GTGGCTTGTTGGGAAGGTGGA</w:t>
+            </w:r>
+          </w:p>
+        </w:tc>
+        <w:tc>
+          <w:tcPr>
+            <w:tcW w:w="2019" w:type="dxa"/>
+            <w:tcMar/>
+          </w:tcPr>
+          <w:p>
+            <w:pPr>
+              <w:pStyle w:val="Normal"/>
+            </w:pPr>
+            <w:hyperlink r:id="R3bf2b7517a1e4c07">
+              <w:r>
+                <w:rPr>
+                  <w:rStyle w:val="Hyperlink"/>
+                </w:rPr>
+                <w:t>ThermoFisher Primer Designer</w:t>
+              </w:r>
+            </w:hyperlink>
+          </w:p>
+        </w:tc>
+      </w:tr>
+      <w:tr>
+        <w:trPr>
+          <w:trHeight w:val="300"/>
+        </w:trPr>
+        <w:tc>
+          <w:tcPr>
+            <w:tcW w:w="2160" w:type="dxa"/>
+            <w:tcMar/>
+          </w:tcPr>
+          <w:p>
+            <w:pPr>
+              <w:pStyle w:val="Normal"/>
+            </w:pPr>
+            <w:r>
+              <w:rPr/>
+              <w:t>Hs00439135_CE</w:t>
+            </w:r>
+            <w:r>
+              <w:rPr/>
+              <w:t xml:space="preserve"> R</w:t>
+            </w:r>
+          </w:p>
+        </w:tc>
+        <w:tc>
+          <w:tcPr>
+            <w:tcW w:w="5310" w:type="dxa"/>
+            <w:tcMar/>
+          </w:tcPr>
+          <w:p>
+            <w:pPr>
+              <w:pStyle w:val="Normal"/>
+            </w:pPr>
+            <w:r>
+              <w:rPr/>
+              <w:t xml:space="preserve">Reverse primer for human </w:t>
+            </w:r>
+            <w:r>
+              <w:rPr>
+                <w:i w:val="1"/>
+                <w:iCs w:val="1"/>
+              </w:rPr>
+              <w:t>B2M</w:t>
+            </w:r>
+            <w:r>
+              <w:rPr/>
+              <w:t xml:space="preserve"> gene (5’ to 3’):</w:t>
+            </w:r>
+          </w:p>
+          <w:p>
+            <w:pPr>
+              <w:pStyle w:val="Normal"/>
+            </w:pPr>
+            <w:r>
+              <w:rPr/>
+              <w:t>TCCCTGACAATCCCAATATGCAG</w:t>
+            </w:r>
+          </w:p>
+        </w:tc>
+        <w:tc>
+          <w:tcPr>
+            <w:tcW w:w="2019" w:type="dxa"/>
+            <w:tcMar/>
+          </w:tcPr>
+          <w:p>
+            <w:pPr>
+              <w:pStyle w:val="Normal"/>
+            </w:pPr>
+            <w:hyperlink r:id="R7ad221e24f75468c">
+              <w:r>
+                <w:rPr>
+                  <w:rStyle w:val="Hyperlink"/>
+                </w:rPr>
+                <w:t>ThermoFisher Primer Designer</w:t>
+              </w:r>
+            </w:hyperlink>
+          </w:p>
+        </w:tc>
+      </w:tr>
+      <w:tr>
+        <w:trPr>
+          <w:trHeight w:val="300"/>
+        </w:trPr>
+        <w:tc>
+          <w:tcPr>
+            <w:tcW w:w="2160" w:type="dxa"/>
+            <w:tcMar/>
+          </w:tcPr>
+          <w:p>
+            <w:pPr>
+              <w:pStyle w:val="Normal"/>
+            </w:pPr>
+            <w:r>
+              <w:rPr/>
+              <w:t>Hs00368837_CE F</w:t>
+            </w:r>
+          </w:p>
+        </w:tc>
+        <w:tc>
+          <w:tcPr>
+            <w:tcW w:w="5310" w:type="dxa"/>
+            <w:tcMar/>
+          </w:tcPr>
+          <w:p>
+            <w:pPr>
+              <w:pStyle w:val="Normal"/>
+            </w:pPr>
+            <w:r>
+              <w:rPr/>
+              <w:t xml:space="preserve">Forward primer for human </w:t>
+            </w:r>
+            <w:r>
+              <w:rPr>
+                <w:i w:val="1"/>
+                <w:iCs w:val="1"/>
+              </w:rPr>
+              <w:t>ACTB</w:t>
+            </w:r>
+            <w:r>
+              <w:rPr/>
+              <w:t xml:space="preserve"> gene (5’ to 3’):</w:t>
+            </w:r>
+          </w:p>
+          <w:p>
+            <w:pPr>
+              <w:pStyle w:val="Normal"/>
+            </w:pPr>
+            <w:r>
+              <w:rPr/>
+              <w:t>AGGACTGGGCCATTCTCCTTAGAG</w:t>
+            </w:r>
+          </w:p>
+        </w:tc>
+        <w:tc>
+          <w:tcPr>
+            <w:tcW w:w="2019" w:type="dxa"/>
+            <w:tcMar/>
+          </w:tcPr>
+          <w:p>
+            <w:pPr>
+              <w:pStyle w:val="Normal"/>
+            </w:pPr>
+            <w:hyperlink r:id="R3442d30672dc4158">
+              <w:r>
+                <w:rPr>
+                  <w:rStyle w:val="Hyperlink"/>
+                </w:rPr>
+                <w:t>ThermoFisher Primer Designer</w:t>
+              </w:r>
+            </w:hyperlink>
+          </w:p>
+        </w:tc>
+      </w:tr>
+      <w:tr>
+        <w:trPr>
+          <w:trHeight w:val="300"/>
+        </w:trPr>
+        <w:tc>
+          <w:tcPr>
+            <w:tcW w:w="2160" w:type="dxa"/>
+            <w:tcMar/>
+          </w:tcPr>
+          <w:p>
+            <w:pPr>
+              <w:pStyle w:val="Normal"/>
+            </w:pPr>
+            <w:r>
+              <w:rPr/>
+              <w:t>Hs00368837_CE R</w:t>
+            </w:r>
+          </w:p>
+        </w:tc>
+        <w:tc>
+          <w:tcPr>
+            <w:tcW w:w="5310" w:type="dxa"/>
+            <w:tcMar/>
+          </w:tcPr>
+          <w:p>
+            <w:pPr>
+              <w:pStyle w:val="Normal"/>
+            </w:pPr>
+            <w:r>
+              <w:rPr/>
+              <w:t xml:space="preserve">Reverse primer for human </w:t>
+            </w:r>
+            <w:r>
+              <w:rPr>
+                <w:i w:val="1"/>
+                <w:iCs w:val="1"/>
+              </w:rPr>
+              <w:t>ACTB</w:t>
+            </w:r>
+            <w:r>
+              <w:rPr/>
+              <w:t xml:space="preserve"> gene (5’ to 3’):</w:t>
+            </w:r>
+          </w:p>
+          <w:p>
+            <w:pPr>
+              <w:pStyle w:val="Normal"/>
+            </w:pPr>
+            <w:r>
+              <w:rPr/>
+              <w:t>TGTCACATCCAGGGTCCTCACT</w:t>
+            </w:r>
+          </w:p>
+        </w:tc>
+        <w:tc>
+          <w:tcPr>
+            <w:tcW w:w="2019" w:type="dxa"/>
+            <w:tcMar/>
+          </w:tcPr>
+          <w:p>
+            <w:pPr>
+              <w:pStyle w:val="Normal"/>
+            </w:pPr>
+            <w:hyperlink r:id="Rdf6f0c74510a4a94">
+              <w:r>
+                <w:rPr>
+                  <w:rStyle w:val="Hyperlink"/>
+                </w:rPr>
+                <w:t>ThermoFisher Primer Designer</w:t>
+              </w:r>
+            </w:hyperlink>
+          </w:p>
+        </w:tc>
+      </w:tr>
+    </w:tbl>
+    <w:p/>
+    <w:tbl>
+      <w:tblPr>
+        <w:tblStyle w:val="TableGrid"/>
+        <w:tblW w:w="0" w:type="auto"/>
+        <w:tblLook w:val="06A0" w:firstRow="1" w:lastRow="0" w:firstColumn="1" w:lastColumn="0" w:noHBand="1" w:noVBand="1"/>
+      </w:tblPr>
+      <w:tblGrid>
+        <w:gridCol w:w="1530"/>
+        <w:gridCol w:w="5940"/>
+        <w:gridCol w:w="2019"/>
+      </w:tblGrid>
+      <w:tr>
+        <w:trPr>
+          <w:trHeight w:val="300"/>
+        </w:trPr>
+        <w:tc>
+          <w:tcPr>
+            <w:tcW w:w="1530" w:type="dxa"/>
+            <w:tcMar/>
+          </w:tcPr>
+          <w:p>
+            <w:pPr>
+              <w:pStyle w:val="Normal"/>
+              <w:rPr>
+                <w:b w:val="1"/>
+                <w:bCs w:val="1"/>
+              </w:rPr>
+            </w:pPr>
+            <w:r>
+              <w:rPr>
+                <w:b w:val="1"/>
+                <w:bCs w:val="1"/>
+              </w:rPr>
+              <w:t>Item Name</w:t>
+            </w:r>
+          </w:p>
+        </w:tc>
+        <w:tc>
+          <w:tcPr>
+            <w:tcW w:w="5940" w:type="dxa"/>
+            <w:tcMar/>
+          </w:tcPr>
+          <w:p>
+            <w:pPr>
+              <w:pStyle w:val="Normal"/>
+              <w:rPr>
+                <w:b w:val="1"/>
+                <w:bCs w:val="1"/>
+              </w:rPr>
+            </w:pPr>
+            <w:r>
+              <w:rPr>
+                <w:b w:val="1"/>
+                <w:bCs w:val="1"/>
+              </w:rPr>
+              <w:t>Description</w:t>
+            </w:r>
+          </w:p>
+        </w:tc>
+        <w:tc>
+          <w:tcPr>
+            <w:tcW w:w="2019" w:type="dxa"/>
+            <w:tcMar/>
+          </w:tcPr>
+          <w:p>
+            <w:pPr>
+              <w:pStyle w:val="Normal"/>
+              <w:rPr>
+                <w:b w:val="1"/>
+                <w:bCs w:val="1"/>
+              </w:rPr>
+            </w:pPr>
+            <w:r>
+              <w:rPr>
+                <w:b w:val="1"/>
+                <w:bCs w:val="1"/>
+              </w:rPr>
+              <w:t>Source</w:t>
+            </w:r>
           </w:p>
         </w:tc>
       </w:tr>
@@ -1321,17 +2598,10 @@
           <w:p>
             <w:pPr>
               <w:pStyle w:val="Normal"/>
-              <w:rPr>
-                <w:b w:val="1"/>
-                <w:bCs w:val="1"/>
-              </w:rPr>
-            </w:pPr>
-            <w:r>
-              <w:rPr>
-                <w:b w:val="1"/>
-                <w:bCs w:val="1"/>
-              </w:rPr>
-              <w:t>Item Name</w:t>
+            </w:pPr>
+            <w:r>
+              <w:rPr/>
+              <w:t>Fungal standards</w:t>
             </w:r>
           </w:p>
         </w:tc>
@@ -1343,17 +2613,18 @@
           <w:p>
             <w:pPr>
               <w:pStyle w:val="Normal"/>
-              <w:rPr>
-                <w:b w:val="1"/>
-                <w:bCs w:val="1"/>
-              </w:rPr>
-            </w:pPr>
-            <w:r>
-              <w:rPr>
-                <w:b w:val="1"/>
-                <w:bCs w:val="1"/>
-              </w:rPr>
-              <w:t>Description</w:t>
+            </w:pPr>
+            <w:r>
+              <w:rPr/>
+              <w:t xml:space="preserve">Fungal DNA Standards </w:t>
+            </w:r>
+            <w:r>
+              <w:rPr/>
+              <w:t xml:space="preserve">(Saccharomyces cerevisiae) </w:t>
+            </w:r>
+            <w:r>
+              <w:rPr/>
+              <w:t>and No Template Control for qPCR fungal load assay.</w:t>
             </w:r>
           </w:p>
         </w:tc>
@@ -1365,18 +2636,15 @@
           <w:p>
             <w:pPr>
               <w:pStyle w:val="Normal"/>
-              <w:rPr>
-                <w:b w:val="1"/>
-                <w:bCs w:val="1"/>
-              </w:rPr>
-            </w:pPr>
-            <w:r>
-              <w:rPr>
-                <w:b w:val="1"/>
-                <w:bCs w:val="1"/>
-              </w:rPr>
-              <w:t>Source</w:t>
-            </w:r>
+            </w:pPr>
+            <w:hyperlink r:id="R008ebe9a759143f6">
+              <w:r>
+                <w:rPr>
+                  <w:rStyle w:val="Hyperlink"/>
+                </w:rPr>
+                <w:t>Zymo Research 50-203-7190</w:t>
+              </w:r>
+            </w:hyperlink>
           </w:p>
         </w:tc>
       </w:tr>
@@ -1395,19 +2663,7 @@
             </w:pPr>
             <w:r>
               <w:rPr/>
-              <w:t>D</w:t>
-            </w:r>
-            <w:r>
-              <w:rPr/>
-              <w:t>c</w:t>
-            </w:r>
-            <w:r>
-              <w:rPr/>
-              <w:t>_09_</w:t>
-            </w:r>
-            <w:r>
-              <w:rPr/>
-              <w:t>F</w:t>
+              <w:t>Bacterial standards</w:t>
             </w:r>
           </w:p>
         </w:tc>
@@ -1419,38 +2675,18 @@
           <w:p>
             <w:pPr>
               <w:pStyle w:val="Normal"/>
-              <w:rPr>
-                <w:rFonts w:ascii="Aptos" w:hAnsi="Aptos" w:eastAsia="Aptos" w:cs="Aptos"/>
-                <w:noProof w:val="0"/>
-                <w:sz w:val="24"/>
-                <w:szCs w:val="24"/>
-                <w:lang w:val="en-US"/>
-              </w:rPr>
-            </w:pPr>
-            <w:r>
-              <w:rPr/>
-              <w:t xml:space="preserve">Forward primer of primer-probe set for detection of Black Spot of Rose Disease </w:t>
-            </w:r>
-            <w:r>
-              <w:rPr>
-                <w:rFonts w:ascii="Aptos" w:hAnsi="Aptos" w:eastAsia="Aptos" w:cs="Aptos"/>
-                <w:b w:val="0"/>
-                <w:bCs w:val="0"/>
-                <w:i w:val="0"/>
-                <w:iCs w:val="0"/>
-                <w:caps w:val="0"/>
-                <w:smallCaps w:val="0"/>
-                <w:noProof w:val="0"/>
-                <w:color w:val="000000" w:themeColor="text1" w:themeTint="FF" w:themeShade="FF"/>
-                <w:sz w:val="24"/>
-                <w:szCs w:val="24"/>
-                <w:lang w:val="en-US"/>
-              </w:rPr>
-              <w:t>(5’ to 3’):</w:t>
-            </w:r>
-            <w:r>
-              <w:rPr/>
-              <w:t>GCGTATACCACCCGTGCCTA</w:t>
+            </w:pPr>
+            <w:r>
+              <w:rPr/>
+              <w:t>Bacterial DNA Standards and No Template Control for qPCR bacter</w:t>
+            </w:r>
+            <w:r>
+              <w:rPr/>
+              <w:t>i</w:t>
+            </w:r>
+            <w:r>
+              <w:rPr/>
+              <w:t xml:space="preserve">al load assay.  </w:t>
             </w:r>
           </w:p>
         </w:tc>
@@ -1463,1135 +2699,18 @@
             <w:pPr>
               <w:pStyle w:val="Normal"/>
             </w:pPr>
-            <w:hyperlink r:id="R4c66396c329a4d8d">
+            <w:hyperlink r:id="Rc533882ab8db40dc">
               <w:r>
                 <w:rPr>
                   <w:rStyle w:val="Hyperlink"/>
                 </w:rPr>
-                <w:t>Khodadadi et al. 2022</w:t>
-              </w:r>
-            </w:hyperlink>
-          </w:p>
-        </w:tc>
-      </w:tr>
-      <w:tr>
-        <w:trPr>
-          <w:trHeight w:val="300"/>
-        </w:trPr>
-        <w:tc>
-          <w:tcPr>
-            <w:tcW w:w="1530" w:type="dxa"/>
-            <w:tcMar/>
-          </w:tcPr>
-          <w:p>
-            <w:pPr>
-              <w:pStyle w:val="Normal"/>
-            </w:pPr>
-            <w:r>
-              <w:rPr/>
-              <w:t>Dc_09_</w:t>
-            </w:r>
-            <w:r>
-              <w:rPr/>
-              <w:t>R</w:t>
-            </w:r>
-          </w:p>
-        </w:tc>
-        <w:tc>
-          <w:tcPr>
-            <w:tcW w:w="5940" w:type="dxa"/>
-            <w:tcMar/>
-          </w:tcPr>
-          <w:p>
-            <w:pPr>
-              <w:pStyle w:val="Normal"/>
-              <w:rPr>
-                <w:rFonts w:ascii="Aptos" w:hAnsi="Aptos" w:eastAsia="Aptos" w:cs="Aptos"/>
-                <w:noProof w:val="0"/>
-                <w:sz w:val="24"/>
-                <w:szCs w:val="24"/>
-                <w:lang w:val="en-US"/>
-              </w:rPr>
-            </w:pPr>
-            <w:r>
-              <w:rPr/>
-              <w:t xml:space="preserve">Reverse primer of primer-probe set for detection of Black Spot of Rose Disease </w:t>
-            </w:r>
-            <w:r>
-              <w:rPr>
-                <w:rFonts w:ascii="Aptos" w:hAnsi="Aptos" w:eastAsia="Aptos" w:cs="Aptos"/>
-                <w:b w:val="0"/>
-                <w:bCs w:val="0"/>
-                <w:i w:val="0"/>
-                <w:iCs w:val="0"/>
-                <w:caps w:val="0"/>
-                <w:smallCaps w:val="0"/>
-                <w:noProof w:val="0"/>
-                <w:color w:val="000000" w:themeColor="text1" w:themeTint="FF" w:themeShade="FF"/>
-                <w:sz w:val="24"/>
-                <w:szCs w:val="24"/>
-                <w:lang w:val="en-US"/>
-              </w:rPr>
-              <w:t>(5’ to 3’):</w:t>
-            </w:r>
-          </w:p>
-          <w:p>
-            <w:pPr>
-              <w:pStyle w:val="Normal"/>
-            </w:pPr>
-            <w:r>
-              <w:rPr/>
-              <w:t>CTCAGACATCACGTTATTCACACAA</w:t>
-            </w:r>
-          </w:p>
-        </w:tc>
-        <w:tc>
-          <w:tcPr>
-            <w:tcW w:w="2019" w:type="dxa"/>
-            <w:tcMar/>
-          </w:tcPr>
-          <w:p>
-            <w:pPr>
-              <w:pStyle w:val="Normal"/>
-            </w:pPr>
-            <w:hyperlink r:id="R792a7f524bd64da1">
-              <w:r>
-                <w:rPr>
-                  <w:rStyle w:val="Hyperlink"/>
-                </w:rPr>
-                <w:t>Khodadadi et al. 2022</w:t>
-              </w:r>
-            </w:hyperlink>
-          </w:p>
-          <w:p>
-            <w:pPr>
-              <w:pStyle w:val="Normal"/>
-            </w:pPr>
-          </w:p>
-        </w:tc>
-      </w:tr>
-      <w:tr>
-        <w:trPr>
-          <w:trHeight w:val="300"/>
-        </w:trPr>
-        <w:tc>
-          <w:tcPr>
-            <w:tcW w:w="1530" w:type="dxa"/>
-            <w:tcMar/>
-          </w:tcPr>
-          <w:p>
-            <w:pPr>
-              <w:pStyle w:val="Normal"/>
-            </w:pPr>
-            <w:r>
-              <w:rPr/>
-              <w:t>Dc_09_P</w:t>
-            </w:r>
-          </w:p>
-          <w:p>
-            <w:pPr>
-              <w:pStyle w:val="Normal"/>
-            </w:pPr>
-          </w:p>
-        </w:tc>
-        <w:tc>
-          <w:tcPr>
-            <w:tcW w:w="5940" w:type="dxa"/>
-            <w:tcMar/>
-          </w:tcPr>
-          <w:p>
-            <w:pPr>
-              <w:pStyle w:val="Normal"/>
-            </w:pPr>
-            <w:r>
-              <w:rPr/>
-              <w:t>Probe of primer-probe set for detection of Black Spot of Rose Disease (5’ to 3’):</w:t>
-            </w:r>
-          </w:p>
-          <w:p>
-            <w:pPr>
-              <w:pStyle w:val="Normal"/>
-            </w:pPr>
-            <w:r>
-              <w:rPr/>
-              <w:t>6</w:t>
-            </w:r>
-            <w:r>
-              <w:rPr/>
-              <w:t>FAM-CCTACCTCTGTTGCTTTGGCGA-</w:t>
-            </w:r>
-            <w:r>
-              <w:rPr/>
-              <w:t>QSY</w:t>
-            </w:r>
-          </w:p>
-        </w:tc>
-        <w:tc>
-          <w:tcPr>
-            <w:tcW w:w="2019" w:type="dxa"/>
-            <w:tcMar/>
-          </w:tcPr>
-          <w:p>
-            <w:pPr>
-              <w:pStyle w:val="Normal"/>
-            </w:pPr>
-            <w:hyperlink r:id="Rc045c22fa1c946a1">
-              <w:r>
-                <w:rPr>
-                  <w:rStyle w:val="Hyperlink"/>
-                </w:rPr>
-                <w:t>Khodadadi et al. 2022</w:t>
-              </w:r>
-            </w:hyperlink>
-          </w:p>
-          <w:p>
-            <w:pPr>
-              <w:pStyle w:val="Normal"/>
-            </w:pPr>
-          </w:p>
-        </w:tc>
-      </w:tr>
-      <w:tr>
-        <w:trPr>
-          <w:trHeight w:val="300"/>
-        </w:trPr>
-        <w:tc>
-          <w:tcPr>
-            <w:tcW w:w="1530" w:type="dxa"/>
-            <w:tcMar/>
-          </w:tcPr>
-          <w:p>
-            <w:pPr>
-              <w:pStyle w:val="Normal"/>
-            </w:pPr>
-            <w:r>
-              <w:rPr/>
-              <w:t>Bc3 F</w:t>
-            </w:r>
-          </w:p>
-        </w:tc>
-        <w:tc>
-          <w:tcPr>
-            <w:tcW w:w="5940" w:type="dxa"/>
-            <w:tcMar/>
-          </w:tcPr>
-          <w:p>
-            <w:pPr>
-              <w:pStyle w:val="Normal"/>
-            </w:pPr>
-            <w:r>
-              <w:rPr/>
-              <w:t xml:space="preserve">Forward primer of primer-probe set for detection of </w:t>
-            </w:r>
-            <w:r>
-              <w:rPr/>
-              <w:t>Grey Mold</w:t>
-            </w:r>
-            <w:r>
-              <w:rPr/>
-              <w:t xml:space="preserve"> </w:t>
-            </w:r>
-            <w:r>
-              <w:rPr/>
-              <w:t xml:space="preserve">Disease </w:t>
-            </w:r>
-            <w:r>
-              <w:rPr>
-                <w:rFonts w:ascii="Aptos" w:hAnsi="Aptos" w:eastAsia="Aptos" w:cs="Aptos"/>
-                <w:b w:val="0"/>
-                <w:bCs w:val="0"/>
-                <w:i w:val="0"/>
-                <w:iCs w:val="0"/>
-                <w:caps w:val="0"/>
-                <w:smallCaps w:val="0"/>
-                <w:noProof w:val="0"/>
-                <w:color w:val="000000" w:themeColor="text1" w:themeTint="FF" w:themeShade="FF"/>
-                <w:sz w:val="24"/>
-                <w:szCs w:val="24"/>
-                <w:lang w:val="en-US"/>
-              </w:rPr>
-              <w:t>(5’ to 3’):</w:t>
-            </w:r>
-          </w:p>
-          <w:p>
-            <w:pPr>
-              <w:pStyle w:val="Normal"/>
-              <w:rPr>
-                <w:rFonts w:ascii="Aptos" w:hAnsi="Aptos" w:eastAsia="Aptos" w:cs="Aptos"/>
-                <w:b w:val="0"/>
-                <w:bCs w:val="0"/>
-                <w:i w:val="0"/>
-                <w:iCs w:val="0"/>
-                <w:caps w:val="0"/>
-                <w:smallCaps w:val="0"/>
-                <w:noProof w:val="0"/>
-                <w:color w:val="000000" w:themeColor="text1" w:themeTint="FF" w:themeShade="FF"/>
-                <w:sz w:val="24"/>
-                <w:szCs w:val="24"/>
-                <w:lang w:val="en-US"/>
-              </w:rPr>
-            </w:pPr>
-            <w:r>
-              <w:rPr>
-                <w:rFonts w:ascii="Aptos" w:hAnsi="Aptos" w:eastAsia="Aptos" w:cs="Aptos"/>
-                <w:b w:val="0"/>
-                <w:bCs w:val="0"/>
-                <w:i w:val="0"/>
-                <w:iCs w:val="0"/>
-                <w:caps w:val="0"/>
-                <w:smallCaps w:val="0"/>
-                <w:noProof w:val="0"/>
-                <w:color w:val="000000" w:themeColor="text1" w:themeTint="FF" w:themeShade="FF"/>
-                <w:sz w:val="24"/>
-                <w:szCs w:val="24"/>
-                <w:lang w:val="en-US"/>
-              </w:rPr>
-              <w:t>GCTGTAATTTCAATGTGCAGAATCC</w:t>
-            </w:r>
-          </w:p>
-        </w:tc>
-        <w:tc>
-          <w:tcPr>
-            <w:tcW w:w="2019" w:type="dxa"/>
-            <w:tcMar/>
-          </w:tcPr>
-          <w:p>
-            <w:pPr>
-              <w:pStyle w:val="Normal"/>
-            </w:pPr>
-            <w:hyperlink r:id="Rdbd844d928484b15">
-              <w:r>
-                <w:rPr>
-                  <w:rStyle w:val="Hyperlink"/>
-                </w:rPr>
-                <w:t>Suarez et al. 2005</w:t>
-              </w:r>
-            </w:hyperlink>
-          </w:p>
-        </w:tc>
-      </w:tr>
-      <w:tr>
-        <w:trPr>
-          <w:trHeight w:val="300"/>
-        </w:trPr>
-        <w:tc>
-          <w:tcPr>
-            <w:tcW w:w="1530" w:type="dxa"/>
-            <w:tcMar/>
-          </w:tcPr>
-          <w:p>
-            <w:pPr>
-              <w:pStyle w:val="Normal"/>
-            </w:pPr>
-            <w:r>
-              <w:rPr/>
-              <w:t>Bc3 R</w:t>
-            </w:r>
-          </w:p>
-        </w:tc>
-        <w:tc>
-          <w:tcPr>
-            <w:tcW w:w="5940" w:type="dxa"/>
-            <w:tcMar/>
-          </w:tcPr>
-          <w:p>
-            <w:pPr>
-              <w:pStyle w:val="Normal"/>
-              <w:rPr>
-                <w:rFonts w:ascii="Aptos" w:hAnsi="Aptos" w:eastAsia="Aptos" w:cs="Aptos"/>
-                <w:noProof w:val="0"/>
-                <w:sz w:val="24"/>
-                <w:szCs w:val="24"/>
-                <w:lang w:val="en-US"/>
-              </w:rPr>
-            </w:pPr>
-            <w:r>
-              <w:rPr/>
-              <w:t xml:space="preserve">Reverse primer of primer-probe set for detection of </w:t>
-            </w:r>
-            <w:r>
-              <w:rPr/>
-              <w:t>Grey Mold Disease</w:t>
-            </w:r>
-            <w:r>
-              <w:rPr>
-                <w:rFonts w:ascii="Aptos" w:hAnsi="Aptos" w:eastAsia="Aptos" w:cs="Aptos"/>
-                <w:b w:val="0"/>
-                <w:bCs w:val="0"/>
-                <w:i w:val="0"/>
-                <w:iCs w:val="0"/>
-                <w:caps w:val="0"/>
-                <w:smallCaps w:val="0"/>
-                <w:noProof w:val="0"/>
-                <w:color w:val="000000" w:themeColor="text1" w:themeTint="FF" w:themeShade="FF"/>
-                <w:sz w:val="24"/>
-                <w:szCs w:val="24"/>
-                <w:lang w:val="en-US"/>
-              </w:rPr>
-              <w:t xml:space="preserve"> </w:t>
-            </w:r>
-            <w:r>
-              <w:rPr>
-                <w:rFonts w:ascii="Aptos" w:hAnsi="Aptos" w:eastAsia="Aptos" w:cs="Aptos"/>
-                <w:b w:val="0"/>
-                <w:bCs w:val="0"/>
-                <w:i w:val="0"/>
-                <w:iCs w:val="0"/>
-                <w:caps w:val="0"/>
-                <w:smallCaps w:val="0"/>
-                <w:noProof w:val="0"/>
-                <w:color w:val="000000" w:themeColor="text1" w:themeTint="FF" w:themeShade="FF"/>
-                <w:sz w:val="24"/>
-                <w:szCs w:val="24"/>
-                <w:lang w:val="en-US"/>
-              </w:rPr>
-              <w:t>(5’ to 3’):</w:t>
-            </w:r>
-          </w:p>
-          <w:p>
-            <w:pPr>
-              <w:pStyle w:val="Normal"/>
-            </w:pPr>
-            <w:r>
-              <w:rPr/>
-              <w:t>GGAGCAACAATTAATCGCATTTC</w:t>
-            </w:r>
-          </w:p>
-        </w:tc>
-        <w:tc>
-          <w:tcPr>
-            <w:tcW w:w="2019" w:type="dxa"/>
-            <w:tcMar/>
-          </w:tcPr>
-          <w:p>
-            <w:pPr>
-              <w:pStyle w:val="Normal"/>
-            </w:pPr>
-            <w:hyperlink r:id="Ra18241ee707943e9">
-              <w:r>
-                <w:rPr>
-                  <w:rStyle w:val="Hyperlink"/>
-                </w:rPr>
-                <w:t>Suarez et al. 2005</w:t>
-              </w:r>
-            </w:hyperlink>
-          </w:p>
-        </w:tc>
-      </w:tr>
-      <w:tr>
-        <w:trPr>
-          <w:trHeight w:val="300"/>
-        </w:trPr>
-        <w:tc>
-          <w:tcPr>
-            <w:tcW w:w="1530" w:type="dxa"/>
-            <w:tcMar/>
-          </w:tcPr>
-          <w:p>
-            <w:pPr>
-              <w:pStyle w:val="Normal"/>
-            </w:pPr>
-            <w:r>
-              <w:rPr/>
-              <w:t>Bc3 Probe</w:t>
-            </w:r>
-          </w:p>
-        </w:tc>
-        <w:tc>
-          <w:tcPr>
-            <w:tcW w:w="5940" w:type="dxa"/>
-            <w:tcMar/>
-          </w:tcPr>
-          <w:p>
-            <w:pPr>
-              <w:pStyle w:val="Normal"/>
-            </w:pPr>
-            <w:r>
-              <w:rPr/>
-              <w:t xml:space="preserve">Probe of primer-probe set for detection of </w:t>
-            </w:r>
-            <w:r>
-              <w:rPr/>
-              <w:t>Grey Mold Disease</w:t>
-            </w:r>
-            <w:r>
-              <w:rPr/>
-              <w:t xml:space="preserve"> (5’ to 3’):</w:t>
-            </w:r>
-          </w:p>
-          <w:p>
-            <w:pPr>
-              <w:pStyle w:val="Normal"/>
-            </w:pPr>
-            <w:r>
-              <w:rPr/>
-              <w:t>6FAM-TCACCTTGCAATGAGTGG-</w:t>
-            </w:r>
-            <w:r>
-              <w:rPr/>
-              <w:t>QSY</w:t>
-            </w:r>
-          </w:p>
-        </w:tc>
-        <w:tc>
-          <w:tcPr>
-            <w:tcW w:w="2019" w:type="dxa"/>
-            <w:tcMar/>
-          </w:tcPr>
-          <w:p>
-            <w:pPr>
-              <w:pStyle w:val="Normal"/>
-            </w:pPr>
-            <w:hyperlink r:id="R0b54b5210bbd4779">
-              <w:r>
-                <w:rPr>
-                  <w:rStyle w:val="Hyperlink"/>
-                </w:rPr>
-                <w:t>Suarez et al. 2005</w:t>
-              </w:r>
-            </w:hyperlink>
-          </w:p>
-        </w:tc>
-      </w:tr>
-      <w:tr>
-        <w:trPr>
-          <w:trHeight w:val="300"/>
-        </w:trPr>
-        <w:tc>
-          <w:tcPr>
-            <w:tcW w:w="1530" w:type="dxa"/>
-            <w:tcMar/>
-          </w:tcPr>
-          <w:p>
-            <w:pPr>
-              <w:pStyle w:val="Normal"/>
-            </w:pPr>
-            <w:r>
-              <w:rPr/>
-              <w:t>Human genomic DNA</w:t>
-            </w:r>
-          </w:p>
-        </w:tc>
-        <w:tc>
-          <w:tcPr>
-            <w:tcW w:w="5940" w:type="dxa"/>
-            <w:tcMar/>
-          </w:tcPr>
-          <w:p>
-            <w:pPr>
-              <w:pStyle w:val="Normal"/>
-            </w:pPr>
-            <w:r>
-              <w:rPr/>
-              <w:t>TaqMan Control Genomic DNA (human male). Also suitable for PCR coupled with Sanger sequencing</w:t>
-            </w:r>
-          </w:p>
-        </w:tc>
-        <w:tc>
-          <w:tcPr>
-            <w:tcW w:w="2019" w:type="dxa"/>
-            <w:tcMar/>
-          </w:tcPr>
-          <w:p>
-            <w:pPr>
-              <w:pStyle w:val="Normal"/>
-            </w:pPr>
-            <w:hyperlink r:id="R9ff20f91dadd4e8b">
-              <w:r>
-                <w:rPr>
-                  <w:rStyle w:val="Hyperlink"/>
-                </w:rPr>
-                <w:t>Thermofisher</w:t>
+                <w:t>Zymo</w:t>
               </w:r>
               <w:r>
                 <w:rPr>
                   <w:rStyle w:val="Hyperlink"/>
                 </w:rPr>
-                <w:t xml:space="preserve"> 4312660</w:t>
-              </w:r>
-            </w:hyperlink>
-          </w:p>
-        </w:tc>
-      </w:tr>
-      <w:tr>
-        <w:trPr>
-          <w:trHeight w:val="300"/>
-        </w:trPr>
-        <w:tc>
-          <w:tcPr>
-            <w:tcW w:w="1530" w:type="dxa"/>
-            <w:tcMar/>
-          </w:tcPr>
-          <w:p>
-            <w:pPr>
-              <w:pStyle w:val="Normal"/>
-            </w:pPr>
-            <w:r>
-              <w:rPr/>
-              <w:t>PV 92-F</w:t>
-            </w:r>
-          </w:p>
-        </w:tc>
-        <w:tc>
-          <w:tcPr>
-            <w:tcW w:w="5940" w:type="dxa"/>
-            <w:tcMar/>
-          </w:tcPr>
-          <w:p>
-            <w:pPr>
-              <w:pStyle w:val="Normal"/>
-            </w:pPr>
-            <w:r>
-              <w:rPr/>
-              <w:t>Forward primer for human polymorphism-transposon on chr 16 (5’ to 3’):</w:t>
-            </w:r>
-          </w:p>
-          <w:p>
-            <w:pPr>
-              <w:pStyle w:val="Normal"/>
-            </w:pPr>
-            <w:r>
-              <w:rPr/>
-              <w:t>GGATCTCAGGGTGGGTGGCAATGCT</w:t>
-            </w:r>
-          </w:p>
-        </w:tc>
-        <w:tc>
-          <w:tcPr>
-            <w:tcW w:w="2019" w:type="dxa"/>
-            <w:tcMar/>
-          </w:tcPr>
-          <w:p>
-            <w:pPr>
-              <w:pStyle w:val="Normal"/>
-            </w:pPr>
-            <w:hyperlink r:id="Rc5d2edcd90944851">
-              <w:r>
-                <w:rPr>
-                  <w:rStyle w:val="Hyperlink"/>
-                </w:rPr>
-                <w:t>Brooks and Thackston 2022</w:t>
-              </w:r>
-            </w:hyperlink>
-          </w:p>
-        </w:tc>
-      </w:tr>
-      <w:tr>
-        <w:trPr>
-          <w:trHeight w:val="300"/>
-        </w:trPr>
-        <w:tc>
-          <w:tcPr>
-            <w:tcW w:w="1530" w:type="dxa"/>
-            <w:tcMar/>
-          </w:tcPr>
-          <w:p>
-            <w:pPr>
-              <w:pStyle w:val="Normal"/>
-            </w:pPr>
-            <w:r>
-              <w:rPr/>
-              <w:t>PV 92-R</w:t>
-            </w:r>
-          </w:p>
-        </w:tc>
-        <w:tc>
-          <w:tcPr>
-            <w:tcW w:w="5940" w:type="dxa"/>
-            <w:tcMar/>
-          </w:tcPr>
-          <w:p>
-            <w:pPr>
-              <w:pStyle w:val="Normal"/>
-            </w:pPr>
-            <w:r>
-              <w:rPr/>
-              <w:t>Reverse primer for human polymorphism-transposon on chr 16 (5’ to 3’):</w:t>
-            </w:r>
-          </w:p>
-          <w:p>
-            <w:pPr>
-              <w:pStyle w:val="Normal"/>
-            </w:pPr>
-            <w:r>
-              <w:rPr/>
-              <w:t>GAAAGGCAAGCTACCAGAAGCCCCAA</w:t>
-            </w:r>
-          </w:p>
-        </w:tc>
-        <w:tc>
-          <w:tcPr>
-            <w:tcW w:w="2019" w:type="dxa"/>
-            <w:tcMar/>
-          </w:tcPr>
-          <w:p>
-            <w:pPr>
-              <w:pStyle w:val="Normal"/>
-            </w:pPr>
-            <w:hyperlink r:id="R6fd2be9640e74419">
-              <w:r>
-                <w:rPr>
-                  <w:rStyle w:val="Hyperlink"/>
-                </w:rPr>
-                <w:t>Brooks and Thackston 2022</w:t>
-              </w:r>
-            </w:hyperlink>
-          </w:p>
-        </w:tc>
-      </w:tr>
-      <w:tr>
-        <w:trPr>
-          <w:trHeight w:val="300"/>
-        </w:trPr>
-        <w:tc>
-          <w:tcPr>
-            <w:tcW w:w="1530" w:type="dxa"/>
-            <w:tcMar/>
-          </w:tcPr>
-          <w:p>
-            <w:pPr>
-              <w:pStyle w:val="Normal"/>
-            </w:pPr>
-            <w:r>
-              <w:rPr/>
-              <w:t>Hs00422024_CE F</w:t>
-            </w:r>
-          </w:p>
-        </w:tc>
-        <w:tc>
-          <w:tcPr>
-            <w:tcW w:w="5940" w:type="dxa"/>
-            <w:tcMar/>
-          </w:tcPr>
-          <w:p>
-            <w:pPr>
-              <w:pStyle w:val="Normal"/>
-            </w:pPr>
-            <w:r>
-              <w:rPr/>
-              <w:t xml:space="preserve">Forward primer for human </w:t>
-            </w:r>
-            <w:r>
-              <w:rPr>
-                <w:i w:val="1"/>
-                <w:iCs w:val="1"/>
-              </w:rPr>
-              <w:t>GAPDH</w:t>
-            </w:r>
-            <w:r>
-              <w:rPr/>
-              <w:t xml:space="preserve"> gene (5’ to 3’):</w:t>
-            </w:r>
-          </w:p>
-          <w:p>
-            <w:pPr>
-              <w:pStyle w:val="Normal"/>
-            </w:pPr>
-            <w:r>
-              <w:rPr/>
-              <w:t>TGAGTGGAAGACAGAATGGAAGAAATG</w:t>
-            </w:r>
-          </w:p>
-        </w:tc>
-        <w:tc>
-          <w:tcPr>
-            <w:tcW w:w="2019" w:type="dxa"/>
-            <w:tcMar/>
-          </w:tcPr>
-          <w:p>
-            <w:pPr>
-              <w:pStyle w:val="Normal"/>
-            </w:pPr>
-            <w:hyperlink r:id="R8e4c4fbce04f4f0b">
-              <w:r>
-                <w:rPr>
-                  <w:rStyle w:val="Hyperlink"/>
-                </w:rPr>
-                <w:t>ThermoFisher</w:t>
-              </w:r>
-              <w:r>
-                <w:rPr>
-                  <w:rStyle w:val="Hyperlink"/>
-                </w:rPr>
-                <w:t xml:space="preserve"> Primer Designer</w:t>
-              </w:r>
-            </w:hyperlink>
-          </w:p>
-        </w:tc>
-      </w:tr>
-      <w:tr>
-        <w:trPr>
-          <w:trHeight w:val="300"/>
-        </w:trPr>
-        <w:tc>
-          <w:tcPr>
-            <w:tcW w:w="1530" w:type="dxa"/>
-            <w:tcMar/>
-          </w:tcPr>
-          <w:p>
-            <w:pPr>
-              <w:pStyle w:val="Normal"/>
-            </w:pPr>
-            <w:r>
-              <w:rPr/>
-              <w:t>Hs00422024_CE R</w:t>
-            </w:r>
-          </w:p>
-        </w:tc>
-        <w:tc>
-          <w:tcPr>
-            <w:tcW w:w="5940" w:type="dxa"/>
-            <w:tcMar/>
-          </w:tcPr>
-          <w:p>
-            <w:pPr>
-              <w:pStyle w:val="Normal"/>
-            </w:pPr>
-            <w:r>
-              <w:rPr/>
-              <w:t xml:space="preserve">Reverse primer for human </w:t>
-            </w:r>
-            <w:r>
-              <w:rPr>
-                <w:i w:val="1"/>
-                <w:iCs w:val="1"/>
-              </w:rPr>
-              <w:t>GAPDH</w:t>
-            </w:r>
-            <w:r>
-              <w:rPr/>
-              <w:t xml:space="preserve"> gene (5’ to 3’):</w:t>
-            </w:r>
-          </w:p>
-          <w:p>
-            <w:pPr>
-              <w:pStyle w:val="Normal"/>
-            </w:pPr>
-            <w:r>
-              <w:rPr/>
-              <w:t>CCATGAGTCCTTCCACGATACCA</w:t>
-            </w:r>
-          </w:p>
-        </w:tc>
-        <w:tc>
-          <w:tcPr>
-            <w:tcW w:w="2019" w:type="dxa"/>
-            <w:tcMar/>
-          </w:tcPr>
-          <w:p>
-            <w:pPr>
-              <w:pStyle w:val="Normal"/>
-            </w:pPr>
-            <w:hyperlink r:id="Rb749762a70d14024">
-              <w:r>
-                <w:rPr>
-                  <w:rStyle w:val="Hyperlink"/>
-                </w:rPr>
-                <w:t>ThermoFisher Primer Designer</w:t>
-              </w:r>
-            </w:hyperlink>
-          </w:p>
-        </w:tc>
-      </w:tr>
-      <w:tr>
-        <w:trPr>
-          <w:trHeight w:val="300"/>
-        </w:trPr>
-        <w:tc>
-          <w:tcPr>
-            <w:tcW w:w="1530" w:type="dxa"/>
-            <w:tcMar/>
-          </w:tcPr>
-          <w:p>
-            <w:pPr>
-              <w:pStyle w:val="Normal"/>
-            </w:pPr>
-            <w:r>
-              <w:rPr/>
-              <w:t>Hs00439135_CE</w:t>
-            </w:r>
-            <w:r>
-              <w:rPr/>
-              <w:t xml:space="preserve"> F</w:t>
-            </w:r>
-          </w:p>
-        </w:tc>
-        <w:tc>
-          <w:tcPr>
-            <w:tcW w:w="5940" w:type="dxa"/>
-            <w:tcMar/>
-          </w:tcPr>
-          <w:p>
-            <w:pPr>
-              <w:pStyle w:val="Normal"/>
-            </w:pPr>
-            <w:r>
-              <w:rPr/>
-              <w:t xml:space="preserve">Forward primer for human </w:t>
-            </w:r>
-            <w:r>
-              <w:rPr>
-                <w:i w:val="1"/>
-                <w:iCs w:val="1"/>
-              </w:rPr>
-              <w:t>B2M</w:t>
-            </w:r>
-            <w:r>
-              <w:rPr/>
-              <w:t xml:space="preserve"> gene (5’ to 3’):</w:t>
-            </w:r>
-          </w:p>
-          <w:p>
-            <w:pPr>
-              <w:pStyle w:val="Normal"/>
-            </w:pPr>
-            <w:r>
-              <w:rPr/>
-              <w:t>GTGGCTTGTTGGGAAGGTGGA</w:t>
-            </w:r>
-          </w:p>
-        </w:tc>
-        <w:tc>
-          <w:tcPr>
-            <w:tcW w:w="2019" w:type="dxa"/>
-            <w:tcMar/>
-          </w:tcPr>
-          <w:p>
-            <w:pPr>
-              <w:pStyle w:val="Normal"/>
-            </w:pPr>
-            <w:hyperlink r:id="R3bf2b7517a1e4c07">
-              <w:r>
-                <w:rPr>
-                  <w:rStyle w:val="Hyperlink"/>
-                </w:rPr>
-                <w:t>ThermoFisher Primer Designer</w:t>
-              </w:r>
-            </w:hyperlink>
-          </w:p>
-        </w:tc>
-      </w:tr>
-      <w:tr>
-        <w:trPr>
-          <w:trHeight w:val="300"/>
-        </w:trPr>
-        <w:tc>
-          <w:tcPr>
-            <w:tcW w:w="1530" w:type="dxa"/>
-            <w:tcMar/>
-          </w:tcPr>
-          <w:p>
-            <w:pPr>
-              <w:pStyle w:val="Normal"/>
-            </w:pPr>
-            <w:r>
-              <w:rPr/>
-              <w:t>Hs00439135_CE</w:t>
-            </w:r>
-            <w:r>
-              <w:rPr/>
-              <w:t xml:space="preserve"> R</w:t>
-            </w:r>
-          </w:p>
-        </w:tc>
-        <w:tc>
-          <w:tcPr>
-            <w:tcW w:w="5940" w:type="dxa"/>
-            <w:tcMar/>
-          </w:tcPr>
-          <w:p>
-            <w:pPr>
-              <w:pStyle w:val="Normal"/>
-            </w:pPr>
-            <w:r>
-              <w:rPr/>
-              <w:t xml:space="preserve">Reverse primer for human </w:t>
-            </w:r>
-            <w:r>
-              <w:rPr>
-                <w:i w:val="1"/>
-                <w:iCs w:val="1"/>
-              </w:rPr>
-              <w:t>B2M</w:t>
-            </w:r>
-            <w:r>
-              <w:rPr/>
-              <w:t xml:space="preserve"> gene (5’ to 3’):</w:t>
-            </w:r>
-          </w:p>
-          <w:p>
-            <w:pPr>
-              <w:pStyle w:val="Normal"/>
-            </w:pPr>
-            <w:r>
-              <w:rPr/>
-              <w:t>TCCCTGACAATCCCAATATGCAG</w:t>
-            </w:r>
-          </w:p>
-        </w:tc>
-        <w:tc>
-          <w:tcPr>
-            <w:tcW w:w="2019" w:type="dxa"/>
-            <w:tcMar/>
-          </w:tcPr>
-          <w:p>
-            <w:pPr>
-              <w:pStyle w:val="Normal"/>
-            </w:pPr>
-            <w:hyperlink r:id="R7ad221e24f75468c">
-              <w:r>
-                <w:rPr>
-                  <w:rStyle w:val="Hyperlink"/>
-                </w:rPr>
-                <w:t>ThermoFisher Primer Designer</w:t>
-              </w:r>
-            </w:hyperlink>
-          </w:p>
-        </w:tc>
-      </w:tr>
-      <w:tr>
-        <w:trPr>
-          <w:trHeight w:val="300"/>
-        </w:trPr>
-        <w:tc>
-          <w:tcPr>
-            <w:tcW w:w="1530" w:type="dxa"/>
-            <w:tcMar/>
-          </w:tcPr>
-          <w:p>
-            <w:pPr>
-              <w:pStyle w:val="Normal"/>
-            </w:pPr>
-            <w:r>
-              <w:rPr/>
-              <w:t>Hs00368837_CE F</w:t>
-            </w:r>
-          </w:p>
-        </w:tc>
-        <w:tc>
-          <w:tcPr>
-            <w:tcW w:w="5940" w:type="dxa"/>
-            <w:tcMar/>
-          </w:tcPr>
-          <w:p>
-            <w:pPr>
-              <w:pStyle w:val="Normal"/>
-            </w:pPr>
-            <w:r>
-              <w:rPr/>
-              <w:t xml:space="preserve">Forward primer for human </w:t>
-            </w:r>
-            <w:r>
-              <w:rPr>
-                <w:i w:val="1"/>
-                <w:iCs w:val="1"/>
-              </w:rPr>
-              <w:t>ACTB</w:t>
-            </w:r>
-            <w:r>
-              <w:rPr/>
-              <w:t xml:space="preserve"> gene (5’ to 3’):</w:t>
-            </w:r>
-          </w:p>
-          <w:p>
-            <w:pPr>
-              <w:pStyle w:val="Normal"/>
-            </w:pPr>
-            <w:r>
-              <w:rPr/>
-              <w:t>AGGACTGGGCCATTCTCCTTAGAG</w:t>
-            </w:r>
-          </w:p>
-        </w:tc>
-        <w:tc>
-          <w:tcPr>
-            <w:tcW w:w="2019" w:type="dxa"/>
-            <w:tcMar/>
-          </w:tcPr>
-          <w:p>
-            <w:pPr>
-              <w:pStyle w:val="Normal"/>
-            </w:pPr>
-            <w:hyperlink r:id="R3442d30672dc4158">
-              <w:r>
-                <w:rPr>
-                  <w:rStyle w:val="Hyperlink"/>
-                </w:rPr>
-                <w:t>ThermoFisher Primer Designer</w:t>
-              </w:r>
-            </w:hyperlink>
-          </w:p>
-        </w:tc>
-      </w:tr>
-      <w:tr>
-        <w:trPr>
-          <w:trHeight w:val="300"/>
-        </w:trPr>
-        <w:tc>
-          <w:tcPr>
-            <w:tcW w:w="1530" w:type="dxa"/>
-            <w:tcMar/>
-          </w:tcPr>
-          <w:p>
-            <w:pPr>
-              <w:pStyle w:val="Normal"/>
-            </w:pPr>
-            <w:r>
-              <w:rPr/>
-              <w:t>Hs00368837_CE R</w:t>
-            </w:r>
-          </w:p>
-        </w:tc>
-        <w:tc>
-          <w:tcPr>
-            <w:tcW w:w="5940" w:type="dxa"/>
-            <w:tcMar/>
-          </w:tcPr>
-          <w:p>
-            <w:pPr>
-              <w:pStyle w:val="Normal"/>
-            </w:pPr>
-            <w:r>
-              <w:rPr/>
-              <w:t xml:space="preserve">Reverse primer for human </w:t>
-            </w:r>
-            <w:r>
-              <w:rPr>
-                <w:i w:val="1"/>
-                <w:iCs w:val="1"/>
-              </w:rPr>
-              <w:t>ACTB</w:t>
-            </w:r>
-            <w:r>
-              <w:rPr/>
-              <w:t xml:space="preserve"> gene (5’ to 3’):</w:t>
-            </w:r>
-          </w:p>
-          <w:p>
-            <w:pPr>
-              <w:pStyle w:val="Normal"/>
-            </w:pPr>
-            <w:r>
-              <w:rPr/>
-              <w:t>TGTCACATCCAGGGTCCTCACT</w:t>
-            </w:r>
-          </w:p>
-        </w:tc>
-        <w:tc>
-          <w:tcPr>
-            <w:tcW w:w="2019" w:type="dxa"/>
-            <w:tcMar/>
-          </w:tcPr>
-          <w:p>
-            <w:pPr>
-              <w:pStyle w:val="Normal"/>
-            </w:pPr>
-            <w:hyperlink r:id="Rdf6f0c74510a4a94">
-              <w:r>
-                <w:rPr>
-                  <w:rStyle w:val="Hyperlink"/>
-                </w:rPr>
-                <w:t>ThermoFisher Primer Designer</w:t>
+                <w:t xml:space="preserve"> Research 50-125-1630</w:t>
               </w:r>
             </w:hyperlink>
           </w:p>
